--- a/papers/body_coming_off/bio.docx
+++ b/papers/body_coming_off/bio.docx
@@ -12,13 +12,31 @@
         <w:rPr>
           <w:rFonts w:ascii="Times New Roman" w:hAnsi="Times New Roman" w:cs="Times New Roman"/>
         </w:rPr>
-        <w:t xml:space="preserve">Filipa Calado </w:t>
-      </w:r>
-      <w:r>
-        <w:rPr>
-          <w:rFonts w:ascii="Times New Roman" w:hAnsi="Times New Roman" w:cs="Times New Roman"/>
-        </w:rPr>
-        <w:t>is an Assistant Professor at Pratt Institute, School of Information. She uses digital tools to study language</w:t>
+        <w:t>The author</w:t>
+      </w:r>
+      <w:r>
+        <w:rPr>
+          <w:rFonts w:ascii="Times New Roman" w:hAnsi="Times New Roman" w:cs="Times New Roman"/>
+        </w:rPr>
+        <w:t xml:space="preserve"> </w:t>
+      </w:r>
+      <w:r>
+        <w:rPr>
+          <w:rFonts w:ascii="Times New Roman" w:hAnsi="Times New Roman" w:cs="Times New Roman"/>
+        </w:rPr>
+        <w:t xml:space="preserve">is an Assistant Professor at </w:t>
+      </w:r>
+      <w:r>
+        <w:rPr>
+          <w:rFonts w:ascii="Times New Roman" w:hAnsi="Times New Roman" w:cs="Times New Roman"/>
+        </w:rPr>
+        <w:t>ANONYMIZED</w:t>
+      </w:r>
+      <w:r>
+        <w:rPr>
+          <w:rFonts w:ascii="Times New Roman" w:hAnsi="Times New Roman" w:cs="Times New Roman"/>
+        </w:rPr>
+        <w:t>, School of Information. She uses digital tools to study language</w:t>
       </w:r>
       <w:r>
         <w:rPr>
@@ -36,13 +54,13 @@
         <w:rPr>
           <w:rFonts w:ascii="Times New Roman" w:hAnsi="Times New Roman" w:cs="Times New Roman"/>
         </w:rPr>
-        <w:t xml:space="preserve">at the CUNY </w:t>
-      </w:r>
-      <w:r>
-        <w:rPr>
-          <w:rFonts w:ascii="Times New Roman" w:hAnsi="Times New Roman" w:cs="Times New Roman"/>
-        </w:rPr>
-        <w:t>Graduate Center</w:t>
+        <w:t xml:space="preserve">at </w:t>
+      </w:r>
+      <w:r>
+        <w:rPr>
+          <w:rFonts w:ascii="Times New Roman" w:hAnsi="Times New Roman" w:cs="Times New Roman"/>
+        </w:rPr>
+        <w:t>ANONYMIZED</w:t>
       </w:r>
       <w:r>
         <w:rPr>
@@ -84,13 +102,37 @@
         <w:rPr>
           <w:rFonts w:ascii="Times New Roman" w:hAnsi="Times New Roman" w:cs="Times New Roman"/>
         </w:rPr>
-        <w:t xml:space="preserve">In her research, she strives to reach across disciplinary divides, </w:t>
-      </w:r>
-      <w:r>
-        <w:rPr>
-          <w:rFonts w:ascii="Times New Roman" w:hAnsi="Times New Roman" w:cs="Times New Roman"/>
-        </w:rPr>
-        <w:t xml:space="preserve">publishing </w:t>
+        <w:t>In her research, she strives to</w:t>
+      </w:r>
+      <w:r>
+        <w:rPr>
+          <w:rFonts w:ascii="Times New Roman" w:hAnsi="Times New Roman" w:cs="Times New Roman"/>
+        </w:rPr>
+        <w:t xml:space="preserve"> work</w:t>
+      </w:r>
+      <w:r>
+        <w:rPr>
+          <w:rFonts w:ascii="Times New Roman" w:hAnsi="Times New Roman" w:cs="Times New Roman"/>
+        </w:rPr>
+        <w:t xml:space="preserve"> across disciplinary divides, </w:t>
+      </w:r>
+      <w:r>
+        <w:rPr>
+          <w:rFonts w:ascii="Times New Roman" w:hAnsi="Times New Roman" w:cs="Times New Roman"/>
+        </w:rPr>
+        <w:t>publishing</w:t>
+      </w:r>
+      <w:r>
+        <w:rPr>
+          <w:rFonts w:ascii="Times New Roman" w:hAnsi="Times New Roman" w:cs="Times New Roman"/>
+        </w:rPr>
+        <w:t xml:space="preserve"> her writing</w:t>
+      </w:r>
+      <w:r>
+        <w:rPr>
+          <w:rFonts w:ascii="Times New Roman" w:hAnsi="Times New Roman" w:cs="Times New Roman"/>
+        </w:rPr>
+        <w:t xml:space="preserve"> </w:t>
       </w:r>
       <w:r>
         <w:rPr>
@@ -128,26 +170,13 @@
         <w:rPr>
           <w:rFonts w:ascii="Times New Roman" w:hAnsi="Times New Roman" w:cs="Times New Roman"/>
         </w:rPr>
-        <w:t xml:space="preserve"> profile, under </w:t>
-      </w:r>
-      <w:hyperlink r:id="rId4" w:tgtFrame="_blank" w:history="1">
-        <w:proofErr w:type="spellStart"/>
-        <w:r>
-          <w:rPr>
-            <w:rStyle w:val="Emphasis"/>
-            <w:rFonts w:ascii="Times New Roman" w:hAnsi="Times New Roman" w:cs="Times New Roman"/>
-            <w:color w:val="0000FF"/>
-            <w:u w:val="single"/>
-          </w:rPr>
-          <w:t>gofilipa</w:t>
-        </w:r>
-        <w:proofErr w:type="spellEnd"/>
-      </w:hyperlink>
-      <w:r>
-        <w:rPr>
-          <w:rFonts w:ascii="Times New Roman" w:hAnsi="Times New Roman" w:cs="Times New Roman"/>
-        </w:rPr>
-        <w:t xml:space="preserve">. </w:t>
+        <w:t xml:space="preserve"> profile, </w:t>
+      </w:r>
+      <w:r>
+        <w:rPr>
+          <w:rFonts w:ascii="Times New Roman" w:hAnsi="Times New Roman" w:cs="Times New Roman"/>
+        </w:rPr>
+        <w:t>under ANONYMIZED.</w:t>
       </w:r>
     </w:p>
     <w:sectPr>
